--- a/2022/11/오제하-202212.docx
+++ b/2022/11/오제하-202212.docx
@@ -5,12 +5,11 @@
     <w:p>
       <w:pPr>
         <w:rPr>
-          <w:rFonts w:asciiTheme="minorEastAsia" w:hAnsiTheme="minorEastAsia" w:hint="eastAsia"/>
+          <w:rFonts w:asciiTheme="minorEastAsia" w:hAnsiTheme="minorEastAsia"/>
           <w:b/>
           <w:bCs/>
           <w:sz w:val="40"/>
           <w:szCs w:val="40"/>
-          <w:lang w:eastAsia="ko-Kore-KR"/>
         </w:rPr>
       </w:pPr>
       <w:r>
@@ -20,7 +19,6 @@
           <w:bCs/>
           <w:sz w:val="40"/>
           <w:szCs w:val="40"/>
-          <w:lang w:eastAsia="ko-Kore-KR"/>
         </w:rPr>
         <w:t>오제하</w:t>
       </w:r>
@@ -30,7 +28,6 @@
         <w:rPr>
           <w:rFonts w:asciiTheme="minorEastAsia" w:hAnsiTheme="minorEastAsia"/>
           <w:szCs w:val="20"/>
-          <w:lang w:eastAsia="ko-Kore-KR"/>
         </w:rPr>
       </w:pPr>
     </w:p>
@@ -50,7 +47,6 @@
           <w:b/>
           <w:bCs/>
           <w:szCs w:val="20"/>
-          <w:lang w:eastAsia="ko-Kore-KR"/>
         </w:rPr>
         <w:t>About Me</w:t>
       </w:r>
@@ -58,16 +54,14 @@
     <w:p>
       <w:pPr>
         <w:rPr>
-          <w:rFonts w:asciiTheme="minorEastAsia" w:hAnsiTheme="minorEastAsia" w:hint="eastAsia"/>
-          <w:szCs w:val="20"/>
-          <w:lang w:eastAsia="ko-Kore-KR"/>
-        </w:rPr>
-      </w:pPr>
-      <w:r>
-        <w:rPr>
-          <w:rFonts w:asciiTheme="minorEastAsia" w:hAnsiTheme="minorEastAsia" w:hint="eastAsia"/>
-          <w:szCs w:val="20"/>
-          <w:lang w:eastAsia="ko-Kore-KR"/>
+          <w:rFonts w:asciiTheme="minorEastAsia" w:hAnsiTheme="minorEastAsia"/>
+          <w:szCs w:val="20"/>
+        </w:rPr>
+      </w:pPr>
+      <w:r>
+        <w:rPr>
+          <w:rFonts w:asciiTheme="minorEastAsia" w:hAnsiTheme="minorEastAsia" w:hint="eastAsia"/>
+          <w:szCs w:val="20"/>
         </w:rPr>
         <w:t xml:space="preserve">Java, Spring 환경의 </w:t>
       </w:r>
@@ -75,7 +69,6 @@
         <w:rPr>
           <w:rFonts w:asciiTheme="minorEastAsia" w:hAnsiTheme="minorEastAsia"/>
           <w:szCs w:val="20"/>
-          <w:lang w:eastAsia="ko-Kore-KR"/>
         </w:rPr>
         <w:t>Back End</w:t>
       </w:r>
@@ -83,7 +76,6 @@
         <w:rPr>
           <w:rFonts w:asciiTheme="minorEastAsia" w:hAnsiTheme="minorEastAsia" w:hint="eastAsia"/>
           <w:szCs w:val="20"/>
-          <w:lang w:eastAsia="ko-Kore-KR"/>
         </w:rPr>
         <w:t xml:space="preserve"> 개발 경험을 가진 3년 차입니다.</w:t>
       </w:r>
@@ -91,7 +83,6 @@
         <w:rPr>
           <w:rFonts w:asciiTheme="minorEastAsia" w:hAnsiTheme="minorEastAsia" w:hint="eastAsia"/>
           <w:szCs w:val="20"/>
-          <w:lang w:eastAsia="ko-Kore-KR"/>
         </w:rPr>
         <w:t xml:space="preserve"> </w:t>
       </w:r>
@@ -99,7 +90,6 @@
         <w:rPr>
           <w:rFonts w:asciiTheme="minorEastAsia" w:hAnsiTheme="minorEastAsia" w:hint="eastAsia"/>
           <w:szCs w:val="20"/>
-          <w:lang w:eastAsia="ko-Kore-KR"/>
         </w:rPr>
         <w:t>Spring 개발을 가장 선호하며 F</w:t>
       </w:r>
@@ -107,7 +97,6 @@
         <w:rPr>
           <w:rFonts w:asciiTheme="minorEastAsia" w:hAnsiTheme="minorEastAsia"/>
           <w:szCs w:val="20"/>
-          <w:lang w:eastAsia="ko-Kore-KR"/>
         </w:rPr>
         <w:t>ront End</w:t>
       </w:r>
@@ -115,7 +104,6 @@
         <w:rPr>
           <w:rFonts w:asciiTheme="minorEastAsia" w:hAnsiTheme="minorEastAsia" w:hint="eastAsia"/>
           <w:szCs w:val="20"/>
-          <w:lang w:eastAsia="ko-Kore-KR"/>
         </w:rPr>
         <w:t xml:space="preserve"> 개발과 인프라 영역까지 개발/유지보수/배포 그리고 운영까지 가능합니다.</w:t>
       </w:r>
@@ -123,16 +111,14 @@
     <w:p>
       <w:pPr>
         <w:rPr>
-          <w:rFonts w:asciiTheme="minorEastAsia" w:hAnsiTheme="minorEastAsia" w:hint="eastAsia"/>
-          <w:szCs w:val="20"/>
-          <w:lang w:eastAsia="ko-Kore-KR"/>
-        </w:rPr>
-      </w:pPr>
-      <w:r>
-        <w:rPr>
-          <w:rFonts w:asciiTheme="minorEastAsia" w:hAnsiTheme="minorEastAsia" w:hint="eastAsia"/>
-          <w:szCs w:val="20"/>
-          <w:lang w:eastAsia="ko-Kore-KR"/>
+          <w:rFonts w:asciiTheme="minorEastAsia" w:hAnsiTheme="minorEastAsia"/>
+          <w:szCs w:val="20"/>
+        </w:rPr>
+      </w:pPr>
+      <w:r>
+        <w:rPr>
+          <w:rFonts w:asciiTheme="minorEastAsia" w:hAnsiTheme="minorEastAsia" w:hint="eastAsia"/>
+          <w:szCs w:val="20"/>
         </w:rPr>
         <w:t>신규 프로젝트 개발과 레거시 프로젝트 전환 그리고 개발, 설계, 기획을 포함한 경험이 있습니다.</w:t>
       </w:r>
@@ -140,7 +126,6 @@
         <w:rPr>
           <w:rFonts w:asciiTheme="minorEastAsia" w:hAnsiTheme="minorEastAsia" w:hint="eastAsia"/>
           <w:szCs w:val="20"/>
-          <w:lang w:eastAsia="ko-Kore-KR"/>
         </w:rPr>
         <w:t xml:space="preserve"> </w:t>
       </w:r>
@@ -148,7 +133,6 @@
         <w:rPr>
           <w:rFonts w:asciiTheme="minorEastAsia" w:hAnsiTheme="minorEastAsia" w:hint="eastAsia"/>
           <w:szCs w:val="20"/>
-          <w:lang w:eastAsia="ko-Kore-KR"/>
         </w:rPr>
         <w:t>기술 중심 사고보다는 현재 상황을 파악하여 가장 적절한 개발 방법, 기술을 적용해 문제를 해결하는 것을 중요하게 생각합니다.</w:t>
       </w:r>
@@ -158,25 +142,22 @@
         <w:rPr>
           <w:rFonts w:asciiTheme="minorEastAsia" w:hAnsiTheme="minorEastAsia"/>
           <w:szCs w:val="20"/>
-          <w:lang w:eastAsia="ko-Kore-KR"/>
-        </w:rPr>
-      </w:pPr>
-    </w:p>
-    <w:p>
-      <w:pPr>
-        <w:rPr>
-          <w:rFonts w:asciiTheme="minorEastAsia" w:hAnsiTheme="minorEastAsia"/>
-          <w:szCs w:val="20"/>
-          <w:lang w:eastAsia="ko-Kore-KR"/>
-        </w:rPr>
-      </w:pPr>
-    </w:p>
-    <w:p>
-      <w:pPr>
-        <w:rPr>
-          <w:rFonts w:asciiTheme="minorEastAsia" w:hAnsiTheme="minorEastAsia"/>
-          <w:szCs w:val="20"/>
-          <w:lang w:eastAsia="ko-Kore-KR"/>
+        </w:rPr>
+      </w:pPr>
+    </w:p>
+    <w:p>
+      <w:pPr>
+        <w:rPr>
+          <w:rFonts w:asciiTheme="minorEastAsia" w:hAnsiTheme="minorEastAsia"/>
+          <w:szCs w:val="20"/>
+        </w:rPr>
+      </w:pPr>
+    </w:p>
+    <w:p>
+      <w:pPr>
+        <w:rPr>
+          <w:rFonts w:asciiTheme="minorEastAsia" w:hAnsiTheme="minorEastAsia"/>
+          <w:szCs w:val="20"/>
         </w:rPr>
       </w:pPr>
     </w:p>
@@ -188,7 +169,6 @@
           <w:bCs/>
           <w:sz w:val="28"/>
           <w:szCs w:val="28"/>
-          <w:lang w:eastAsia="ko-Kore-KR"/>
         </w:rPr>
       </w:pPr>
       <w:r>
@@ -198,7 +178,6 @@
           <w:bCs/>
           <w:sz w:val="28"/>
           <w:szCs w:val="28"/>
-          <w:lang w:eastAsia="ko-Kore-KR"/>
         </w:rPr>
         <w:t>Contact</w:t>
       </w:r>
@@ -214,14 +193,12 @@
         <w:rPr>
           <w:rFonts w:asciiTheme="minorEastAsia" w:hAnsiTheme="minorEastAsia"/>
           <w:szCs w:val="20"/>
-          <w:lang w:eastAsia="ko-Kore-KR"/>
-        </w:rPr>
-      </w:pPr>
-      <w:r>
-        <w:rPr>
-          <w:rFonts w:asciiTheme="minorEastAsia" w:hAnsiTheme="minorEastAsia"/>
-          <w:szCs w:val="20"/>
-          <w:lang w:eastAsia="ko-Kore-KR"/>
+        </w:rPr>
+      </w:pPr>
+      <w:r>
+        <w:rPr>
+          <w:rFonts w:asciiTheme="minorEastAsia" w:hAnsiTheme="minorEastAsia"/>
+          <w:szCs w:val="20"/>
         </w:rPr>
         <w:t>010 5592 6282</w:t>
       </w:r>
@@ -237,7 +214,6 @@
         <w:rPr>
           <w:rFonts w:asciiTheme="minorEastAsia" w:hAnsiTheme="minorEastAsia"/>
           <w:szCs w:val="20"/>
-          <w:lang w:eastAsia="ko-Kore-KR"/>
         </w:rPr>
       </w:pPr>
       <w:hyperlink r:id="rId5" w:history="1">
@@ -246,7 +222,6 @@
             <w:rStyle w:val="a4"/>
             <w:rFonts w:asciiTheme="minorEastAsia" w:hAnsiTheme="minorEastAsia"/>
             <w:szCs w:val="20"/>
-            <w:lang w:eastAsia="ko-Kore-KR"/>
           </w:rPr>
           <w:t>jeaha1217@gmail.com</w:t>
         </w:r>
@@ -257,7 +232,6 @@
         <w:rPr>
           <w:rFonts w:asciiTheme="minorEastAsia" w:hAnsiTheme="minorEastAsia"/>
           <w:szCs w:val="20"/>
-          <w:lang w:eastAsia="ko-Kore-KR"/>
         </w:rPr>
       </w:pPr>
     </w:p>
@@ -269,7 +243,6 @@
           <w:bCs/>
           <w:sz w:val="28"/>
           <w:szCs w:val="28"/>
-          <w:lang w:eastAsia="ko-Kore-KR"/>
         </w:rPr>
       </w:pPr>
       <w:r>
@@ -279,7 +252,6 @@
           <w:bCs/>
           <w:sz w:val="28"/>
           <w:szCs w:val="28"/>
-          <w:lang w:eastAsia="ko-Kore-KR"/>
         </w:rPr>
         <w:t>Channel</w:t>
       </w:r>
@@ -295,7 +267,6 @@
         <w:rPr>
           <w:rFonts w:asciiTheme="minorEastAsia" w:hAnsiTheme="minorEastAsia"/>
           <w:szCs w:val="20"/>
-          <w:lang w:eastAsia="ko-Kore-KR"/>
         </w:rPr>
       </w:pPr>
       <w:hyperlink r:id="rId6" w:history="1">
@@ -304,7 +275,6 @@
             <w:rStyle w:val="a4"/>
             <w:rFonts w:asciiTheme="minorEastAsia" w:hAnsiTheme="minorEastAsia"/>
             <w:szCs w:val="20"/>
-            <w:lang w:eastAsia="ko-Kore-KR"/>
           </w:rPr>
           <w:t>https://github.com/JeahaOh</w:t>
         </w:r>
@@ -321,7 +291,6 @@
         <w:rPr>
           <w:rFonts w:asciiTheme="minorEastAsia" w:hAnsiTheme="minorEastAsia"/>
           <w:szCs w:val="20"/>
-          <w:lang w:eastAsia="ko-Kore-KR"/>
         </w:rPr>
       </w:pPr>
       <w:hyperlink r:id="rId7" w:history="1">
@@ -330,7 +299,6 @@
             <w:rStyle w:val="a4"/>
             <w:rFonts w:asciiTheme="minorEastAsia" w:hAnsiTheme="minorEastAsia"/>
             <w:szCs w:val="20"/>
-            <w:lang w:eastAsia="ko-Kore-KR"/>
           </w:rPr>
           <w:t>https://jeaha.dev</w:t>
         </w:r>
@@ -349,11 +317,19 @@
       <w:pPr>
         <w:rPr>
           <w:rFonts w:asciiTheme="minorEastAsia" w:hAnsiTheme="minorEastAsia"/>
+          <w:szCs w:val="20"/>
+          <w:lang w:eastAsia="ko-Kore-KR"/>
+        </w:rPr>
+      </w:pPr>
+    </w:p>
+    <w:p>
+      <w:pPr>
+        <w:rPr>
+          <w:rFonts w:asciiTheme="minorEastAsia" w:hAnsiTheme="minorEastAsia"/>
           <w:b/>
           <w:bCs/>
           <w:sz w:val="28"/>
           <w:szCs w:val="28"/>
-          <w:lang w:eastAsia="ko-Kore-KR"/>
         </w:rPr>
       </w:pPr>
       <w:r>
@@ -363,7 +339,6 @@
           <w:bCs/>
           <w:sz w:val="28"/>
           <w:szCs w:val="28"/>
-          <w:lang w:eastAsia="ko-Kore-KR"/>
         </w:rPr>
         <w:t>강점</w:t>
       </w:r>
@@ -377,26 +352,21 @@
         </w:numPr>
         <w:ind w:leftChars="0" w:left="426" w:hanging="284"/>
         <w:rPr>
-          <w:rFonts w:asciiTheme="minorEastAsia" w:hAnsiTheme="minorEastAsia" w:hint="eastAsia"/>
-          <w:szCs w:val="20"/>
-          <w:lang w:eastAsia="ko-Kore-KR"/>
-        </w:rPr>
-      </w:pPr>
-      <w:r>
-        <w:rPr>
-          <w:rFonts w:asciiTheme="minorEastAsia" w:hAnsiTheme="minorEastAsia" w:hint="eastAsia"/>
-          <w:szCs w:val="20"/>
-          <w:lang w:eastAsia="ko-Kore-KR"/>
+          <w:rFonts w:asciiTheme="minorEastAsia" w:hAnsiTheme="minorEastAsia"/>
+          <w:szCs w:val="20"/>
+        </w:rPr>
+      </w:pPr>
+      <w:r>
+        <w:rPr>
+          <w:rFonts w:asciiTheme="minorEastAsia" w:hAnsiTheme="minorEastAsia" w:hint="eastAsia"/>
+          <w:szCs w:val="20"/>
         </w:rPr>
         <w:t xml:space="preserve">레거시 프로젝트의 </w:t>
       </w:r>
       <w:r>
         <w:rPr>
           <w:rFonts w:asciiTheme="minorEastAsia" w:hAnsiTheme="minorEastAsia" w:hint="eastAsia"/>
-          <w:b/>
-          <w:bCs/>
-          <w:szCs w:val="20"/>
-          <w:lang w:eastAsia="ko-Kore-KR"/>
+          <w:szCs w:val="20"/>
         </w:rPr>
         <w:t>기능개선, 유지보수 경력</w:t>
       </w:r>
@@ -404,17 +374,13 @@
         <w:rPr>
           <w:rFonts w:asciiTheme="minorEastAsia" w:hAnsiTheme="minorEastAsia" w:hint="eastAsia"/>
           <w:szCs w:val="20"/>
-          <w:lang w:eastAsia="ko-Kore-KR"/>
         </w:rPr>
         <w:t xml:space="preserve">으로 java / spring </w:t>
       </w:r>
       <w:r>
         <w:rPr>
           <w:rFonts w:asciiTheme="minorEastAsia" w:hAnsiTheme="minorEastAsia" w:hint="eastAsia"/>
-          <w:b/>
-          <w:bCs/>
-          <w:szCs w:val="20"/>
-          <w:lang w:eastAsia="ko-Kore-KR"/>
+          <w:szCs w:val="20"/>
         </w:rPr>
         <w:t>프로젝트에 바로 기여 가능</w:t>
       </w:r>
@@ -422,7 +388,6 @@
         <w:rPr>
           <w:rFonts w:asciiTheme="minorEastAsia" w:hAnsiTheme="minorEastAsia" w:hint="eastAsia"/>
           <w:szCs w:val="20"/>
-          <w:lang w:eastAsia="ko-Kore-KR"/>
         </w:rPr>
         <w:t>합니다.</w:t>
       </w:r>
@@ -436,16 +401,14 @@
         </w:numPr>
         <w:ind w:leftChars="0" w:left="426" w:hanging="284"/>
         <w:rPr>
-          <w:rFonts w:asciiTheme="minorEastAsia" w:hAnsiTheme="minorEastAsia" w:hint="eastAsia"/>
-          <w:szCs w:val="20"/>
-          <w:lang w:eastAsia="ko-Kore-KR"/>
-        </w:rPr>
-      </w:pPr>
-      <w:r>
-        <w:rPr>
-          <w:rFonts w:asciiTheme="minorEastAsia" w:hAnsiTheme="minorEastAsia" w:hint="eastAsia"/>
-          <w:szCs w:val="20"/>
-          <w:lang w:eastAsia="ko-Kore-KR"/>
+          <w:rFonts w:asciiTheme="minorEastAsia" w:hAnsiTheme="minorEastAsia"/>
+          <w:szCs w:val="20"/>
+        </w:rPr>
+      </w:pPr>
+      <w:r>
+        <w:rPr>
+          <w:rFonts w:asciiTheme="minorEastAsia" w:hAnsiTheme="minorEastAsia" w:hint="eastAsia"/>
+          <w:szCs w:val="20"/>
         </w:rPr>
         <w:t xml:space="preserve">사용자의 요구사항 파악을 위한 </w:t>
       </w:r>
@@ -455,7 +418,6 @@
           <w:b/>
           <w:bCs/>
           <w:szCs w:val="20"/>
-          <w:lang w:eastAsia="ko-Kore-KR"/>
         </w:rPr>
         <w:t>원활한 의사소통</w:t>
       </w:r>
@@ -463,7 +425,6 @@
         <w:rPr>
           <w:rFonts w:asciiTheme="minorEastAsia" w:hAnsiTheme="minorEastAsia" w:hint="eastAsia"/>
           <w:szCs w:val="20"/>
-          <w:lang w:eastAsia="ko-Kore-KR"/>
         </w:rPr>
         <w:t>이 가능합니다.</w:t>
       </w:r>
@@ -477,16 +438,14 @@
         </w:numPr>
         <w:ind w:leftChars="0" w:left="426" w:hanging="284"/>
         <w:rPr>
-          <w:rFonts w:asciiTheme="minorEastAsia" w:hAnsiTheme="minorEastAsia" w:hint="eastAsia"/>
-          <w:szCs w:val="20"/>
-          <w:lang w:eastAsia="ko-Kore-KR"/>
-        </w:rPr>
-      </w:pPr>
-      <w:r>
-        <w:rPr>
-          <w:rFonts w:asciiTheme="minorEastAsia" w:hAnsiTheme="minorEastAsia" w:hint="eastAsia"/>
-          <w:szCs w:val="20"/>
-          <w:lang w:eastAsia="ko-Kore-KR"/>
+          <w:rFonts w:asciiTheme="minorEastAsia" w:hAnsiTheme="minorEastAsia"/>
+          <w:szCs w:val="20"/>
+        </w:rPr>
+      </w:pPr>
+      <w:r>
+        <w:rPr>
+          <w:rFonts w:asciiTheme="minorEastAsia" w:hAnsiTheme="minorEastAsia" w:hint="eastAsia"/>
+          <w:szCs w:val="20"/>
         </w:rPr>
         <w:t>프로젝트의 문서화와 사용자 메뉴얼 작성을 잘 합니다.</w:t>
       </w:r>
@@ -500,16 +459,14 @@
         </w:numPr>
         <w:ind w:leftChars="0" w:left="426" w:hanging="284"/>
         <w:rPr>
-          <w:rFonts w:asciiTheme="minorEastAsia" w:hAnsiTheme="minorEastAsia" w:hint="eastAsia"/>
-          <w:szCs w:val="20"/>
-          <w:lang w:eastAsia="ko-Kore-KR"/>
-        </w:rPr>
-      </w:pPr>
-      <w:r>
-        <w:rPr>
-          <w:rFonts w:asciiTheme="minorEastAsia" w:hAnsiTheme="minorEastAsia" w:hint="eastAsia"/>
-          <w:szCs w:val="20"/>
-          <w:lang w:eastAsia="ko-Kore-KR"/>
+          <w:rFonts w:asciiTheme="minorEastAsia" w:hAnsiTheme="minorEastAsia"/>
+          <w:szCs w:val="20"/>
+        </w:rPr>
+      </w:pPr>
+      <w:r>
+        <w:rPr>
+          <w:rFonts w:asciiTheme="minorEastAsia" w:hAnsiTheme="minorEastAsia" w:hint="eastAsia"/>
+          <w:szCs w:val="20"/>
         </w:rPr>
         <w:t>단단한 성장을 위해 지속적이고 주도적인 학습을 합니다.</w:t>
       </w:r>
@@ -519,25 +476,22 @@
         <w:rPr>
           <w:rFonts w:asciiTheme="minorEastAsia" w:hAnsiTheme="minorEastAsia"/>
           <w:szCs w:val="20"/>
-          <w:lang w:eastAsia="ko-Kore-KR"/>
-        </w:rPr>
-      </w:pPr>
-    </w:p>
-    <w:p>
-      <w:pPr>
-        <w:rPr>
-          <w:rFonts w:asciiTheme="minorEastAsia" w:hAnsiTheme="minorEastAsia"/>
-          <w:szCs w:val="20"/>
-          <w:lang w:eastAsia="ko-Kore-KR"/>
-        </w:rPr>
-      </w:pPr>
-    </w:p>
-    <w:p>
-      <w:pPr>
-        <w:rPr>
-          <w:rFonts w:asciiTheme="minorEastAsia" w:hAnsiTheme="minorEastAsia"/>
-          <w:szCs w:val="20"/>
-          <w:lang w:eastAsia="ko-Kore-KR"/>
+        </w:rPr>
+      </w:pPr>
+    </w:p>
+    <w:p>
+      <w:pPr>
+        <w:rPr>
+          <w:rFonts w:asciiTheme="minorEastAsia" w:hAnsiTheme="minorEastAsia"/>
+          <w:szCs w:val="20"/>
+        </w:rPr>
+      </w:pPr>
+    </w:p>
+    <w:p>
+      <w:pPr>
+        <w:rPr>
+          <w:rFonts w:asciiTheme="minorEastAsia" w:hAnsiTheme="minorEastAsia"/>
+          <w:szCs w:val="20"/>
         </w:rPr>
       </w:pPr>
     </w:p>
@@ -549,7 +503,6 @@
           <w:bCs/>
           <w:sz w:val="28"/>
           <w:szCs w:val="28"/>
-          <w:lang w:eastAsia="ko-Kore-KR"/>
         </w:rPr>
       </w:pPr>
       <w:r>
@@ -559,7 +512,6 @@
           <w:bCs/>
           <w:sz w:val="28"/>
           <w:szCs w:val="28"/>
-          <w:lang w:eastAsia="ko-Kore-KR"/>
         </w:rPr>
         <w:t>Skills</w:t>
       </w:r>
@@ -592,14 +544,12 @@
               <w:rPr>
                 <w:rFonts w:asciiTheme="minorEastAsia" w:hAnsiTheme="minorEastAsia"/>
                 <w:szCs w:val="20"/>
-                <w:lang w:eastAsia="ko-Kore-KR"/>
               </w:rPr>
             </w:pPr>
             <w:r>
               <w:rPr>
                 <w:rFonts w:asciiTheme="minorEastAsia" w:hAnsiTheme="minorEastAsia" w:hint="eastAsia"/>
                 <w:szCs w:val="20"/>
-                <w:lang w:eastAsia="ko-Kore-KR"/>
               </w:rPr>
               <w:t>M</w:t>
             </w:r>
@@ -607,7 +557,6 @@
               <w:rPr>
                 <w:rFonts w:asciiTheme="minorEastAsia" w:hAnsiTheme="minorEastAsia"/>
                 <w:szCs w:val="20"/>
-                <w:lang w:eastAsia="ko-Kore-KR"/>
               </w:rPr>
               <w:t>ain</w:t>
             </w:r>
@@ -628,14 +577,12 @@
               <w:rPr>
                 <w:rFonts w:asciiTheme="minorEastAsia" w:hAnsiTheme="minorEastAsia"/>
                 <w:szCs w:val="20"/>
-                <w:lang w:eastAsia="ko-Kore-KR"/>
               </w:rPr>
             </w:pPr>
             <w:r>
               <w:rPr>
                 <w:rFonts w:asciiTheme="minorEastAsia" w:hAnsiTheme="minorEastAsia" w:hint="eastAsia"/>
                 <w:szCs w:val="20"/>
-                <w:lang w:eastAsia="ko-Kore-KR"/>
               </w:rPr>
               <w:t>S</w:t>
             </w:r>
@@ -643,7 +590,6 @@
               <w:rPr>
                 <w:rFonts w:asciiTheme="minorEastAsia" w:hAnsiTheme="minorEastAsia"/>
                 <w:szCs w:val="20"/>
-                <w:lang w:eastAsia="ko-Kore-KR"/>
               </w:rPr>
               <w:t xml:space="preserve">pring Framework, </w:t>
             </w:r>
@@ -652,7 +598,6 @@
               <w:rPr>
                 <w:rFonts w:asciiTheme="minorEastAsia" w:hAnsiTheme="minorEastAsia"/>
                 <w:szCs w:val="20"/>
-                <w:lang w:eastAsia="ko-Kore-KR"/>
               </w:rPr>
               <w:t>Java(</w:t>
             </w:r>
@@ -661,7 +606,6 @@
               <w:rPr>
                 <w:rFonts w:asciiTheme="minorEastAsia" w:hAnsiTheme="minorEastAsia"/>
                 <w:szCs w:val="20"/>
-                <w:lang w:eastAsia="ko-Kore-KR"/>
               </w:rPr>
               <w:t>7 – 8), JavaScript</w:t>
             </w:r>
@@ -677,14 +621,12 @@
               <w:rPr>
                 <w:rFonts w:asciiTheme="minorEastAsia" w:hAnsiTheme="minorEastAsia"/>
                 <w:szCs w:val="20"/>
-                <w:lang w:eastAsia="ko-Kore-KR"/>
               </w:rPr>
             </w:pPr>
             <w:r>
               <w:rPr>
                 <w:rFonts w:asciiTheme="minorEastAsia" w:hAnsiTheme="minorEastAsia" w:hint="eastAsia"/>
                 <w:szCs w:val="20"/>
-                <w:lang w:eastAsia="ko-Kore-KR"/>
               </w:rPr>
               <w:t>O</w:t>
             </w:r>
@@ -692,7 +634,6 @@
               <w:rPr>
                 <w:rFonts w:asciiTheme="minorEastAsia" w:hAnsiTheme="minorEastAsia"/>
                 <w:szCs w:val="20"/>
-                <w:lang w:eastAsia="ko-Kore-KR"/>
               </w:rPr>
               <w:t>racle DB, MySQL, PostgreSQL</w:t>
             </w:r>
@@ -709,14 +650,12 @@
               <w:rPr>
                 <w:rFonts w:asciiTheme="minorEastAsia" w:hAnsiTheme="minorEastAsia"/>
                 <w:szCs w:val="20"/>
-                <w:lang w:eastAsia="ko-Kore-KR"/>
               </w:rPr>
             </w:pPr>
             <w:r>
               <w:rPr>
                 <w:rFonts w:asciiTheme="minorEastAsia" w:hAnsiTheme="minorEastAsia" w:hint="eastAsia"/>
                 <w:szCs w:val="20"/>
-                <w:lang w:eastAsia="ko-Kore-KR"/>
               </w:rPr>
               <w:t>S</w:t>
             </w:r>
@@ -724,7 +663,6 @@
               <w:rPr>
                 <w:rFonts w:asciiTheme="minorEastAsia" w:hAnsiTheme="minorEastAsia"/>
                 <w:szCs w:val="20"/>
-                <w:lang w:eastAsia="ko-Kore-KR"/>
               </w:rPr>
               <w:t>ub / Infra</w:t>
             </w:r>
@@ -745,14 +683,12 @@
               <w:rPr>
                 <w:rFonts w:asciiTheme="minorEastAsia" w:hAnsiTheme="minorEastAsia"/>
                 <w:szCs w:val="20"/>
-                <w:lang w:eastAsia="ko-Kore-KR"/>
               </w:rPr>
             </w:pPr>
             <w:r>
               <w:rPr>
                 <w:rFonts w:asciiTheme="minorEastAsia" w:hAnsiTheme="minorEastAsia" w:hint="eastAsia"/>
                 <w:szCs w:val="20"/>
-                <w:lang w:eastAsia="ko-Kore-KR"/>
               </w:rPr>
               <w:t>A</w:t>
             </w:r>
@@ -760,7 +696,6 @@
               <w:rPr>
                 <w:rFonts w:asciiTheme="minorEastAsia" w:hAnsiTheme="minorEastAsia"/>
                 <w:szCs w:val="20"/>
-                <w:lang w:eastAsia="ko-Kore-KR"/>
               </w:rPr>
               <w:t>WS (S3, CloudWatch, CodeDeploy), Linux</w:t>
             </w:r>
@@ -776,14 +711,12 @@
               <w:rPr>
                 <w:rFonts w:asciiTheme="minorEastAsia" w:hAnsiTheme="minorEastAsia"/>
                 <w:szCs w:val="20"/>
-                <w:lang w:eastAsia="ko-Kore-KR"/>
               </w:rPr>
             </w:pPr>
             <w:r>
               <w:rPr>
                 <w:rFonts w:asciiTheme="minorEastAsia" w:hAnsiTheme="minorEastAsia" w:hint="eastAsia"/>
                 <w:szCs w:val="20"/>
-                <w:lang w:eastAsia="ko-Kore-KR"/>
               </w:rPr>
               <w:t>N</w:t>
             </w:r>
@@ -791,19 +724,9 @@
               <w:rPr>
                 <w:rFonts w:asciiTheme="minorEastAsia" w:hAnsiTheme="minorEastAsia"/>
                 <w:szCs w:val="20"/>
-                <w:lang w:eastAsia="ko-Kore-KR"/>
               </w:rPr>
               <w:t>ginx, Tomcat, Apache httpd</w:t>
             </w:r>
-          </w:p>
-          <w:p>
-            <w:pPr>
-              <w:rPr>
-                <w:rFonts w:asciiTheme="minorEastAsia" w:hAnsiTheme="minorEastAsia"/>
-                <w:szCs w:val="20"/>
-                <w:lang w:eastAsia="ko-Kore-KR"/>
-              </w:rPr>
-            </w:pPr>
           </w:p>
         </w:tc>
       </w:tr>
@@ -817,14 +740,12 @@
               <w:rPr>
                 <w:rFonts w:asciiTheme="minorEastAsia" w:hAnsiTheme="minorEastAsia"/>
                 <w:szCs w:val="20"/>
-                <w:lang w:eastAsia="ko-Kore-KR"/>
               </w:rPr>
             </w:pPr>
             <w:r>
               <w:rPr>
                 <w:rFonts w:asciiTheme="minorEastAsia" w:hAnsiTheme="minorEastAsia" w:hint="eastAsia"/>
                 <w:szCs w:val="20"/>
-                <w:lang w:eastAsia="ko-Kore-KR"/>
               </w:rPr>
               <w:t>T</w:t>
             </w:r>
@@ -832,7 +753,6 @@
               <w:rPr>
                 <w:rFonts w:asciiTheme="minorEastAsia" w:hAnsiTheme="minorEastAsia"/>
                 <w:szCs w:val="20"/>
-                <w:lang w:eastAsia="ko-Kore-KR"/>
               </w:rPr>
               <w:t>ool</w:t>
             </w:r>
@@ -905,7 +825,7 @@
               </w:numPr>
               <w:ind w:leftChars="0"/>
               <w:rPr>
-                <w:rFonts w:asciiTheme="minorEastAsia" w:hAnsiTheme="minorEastAsia" w:hint="eastAsia"/>
+                <w:rFonts w:asciiTheme="minorEastAsia" w:hAnsiTheme="minorEastAsia"/>
                 <w:szCs w:val="20"/>
                 <w:lang w:eastAsia="ko-KR"/>
               </w:rPr>
@@ -933,7 +853,7 @@
     <w:p>
       <w:pPr>
         <w:rPr>
-          <w:rFonts w:asciiTheme="minorEastAsia" w:hAnsiTheme="minorEastAsia"/>
+          <w:rFonts w:asciiTheme="minorEastAsia" w:hAnsiTheme="minorEastAsia" w:hint="eastAsia"/>
           <w:szCs w:val="20"/>
           <w:lang w:eastAsia="ko-Kore-KR"/>
         </w:rPr>
@@ -941,41 +861,46 @@
     </w:p>
     <w:p>
       <w:pPr>
-        <w:rPr>
-          <w:rFonts w:asciiTheme="minorEastAsia" w:hAnsiTheme="minorEastAsia"/>
-          <w:szCs w:val="20"/>
-          <w:lang w:eastAsia="ko-Kore-KR"/>
-        </w:rPr>
-      </w:pPr>
-    </w:p>
-    <w:p>
-      <w:pPr>
-        <w:rPr>
-          <w:rFonts w:asciiTheme="minorEastAsia" w:hAnsiTheme="minorEastAsia" w:hint="eastAsia"/>
-          <w:szCs w:val="20"/>
-          <w:lang w:eastAsia="ko-KR"/>
-        </w:rPr>
-      </w:pPr>
-    </w:p>
-    <w:p>
-      <w:pPr>
+        <w:widowControl/>
+        <w:wordWrap/>
+        <w:autoSpaceDE/>
+        <w:autoSpaceDN/>
         <w:rPr>
           <w:rFonts w:asciiTheme="minorEastAsia" w:hAnsiTheme="minorEastAsia"/>
           <w:b/>
           <w:bCs/>
           <w:sz w:val="28"/>
           <w:szCs w:val="28"/>
-          <w:lang w:eastAsia="ko-Kore-KR"/>
-        </w:rPr>
-      </w:pPr>
-      <w:r>
-        <w:rPr>
-          <w:rFonts w:asciiTheme="minorEastAsia" w:hAnsiTheme="minorEastAsia" w:hint="eastAsia"/>
+        </w:rPr>
+      </w:pPr>
+      <w:r>
+        <w:rPr>
+          <w:rFonts w:asciiTheme="minorEastAsia" w:hAnsiTheme="minorEastAsia"/>
           <w:b/>
           <w:bCs/>
           <w:sz w:val="28"/>
           <w:szCs w:val="28"/>
-          <w:lang w:eastAsia="ko-Kore-KR"/>
+        </w:rPr>
+        <w:br w:type="page"/>
+      </w:r>
+    </w:p>
+    <w:p>
+      <w:pPr>
+        <w:rPr>
+          <w:rFonts w:asciiTheme="minorEastAsia" w:hAnsiTheme="minorEastAsia"/>
+          <w:b/>
+          <w:bCs/>
+          <w:sz w:val="28"/>
+          <w:szCs w:val="28"/>
+        </w:rPr>
+      </w:pPr>
+      <w:r>
+        <w:rPr>
+          <w:rFonts w:asciiTheme="minorEastAsia" w:hAnsiTheme="minorEastAsia" w:hint="eastAsia"/>
+          <w:b/>
+          <w:bCs/>
+          <w:sz w:val="28"/>
+          <w:szCs w:val="28"/>
         </w:rPr>
         <w:lastRenderedPageBreak/>
         <w:t>경력</w:t>
@@ -990,7 +915,7 @@
         </w:numPr>
         <w:ind w:leftChars="0" w:left="426" w:hanging="284"/>
         <w:rPr>
-          <w:rFonts w:asciiTheme="minorEastAsia" w:hAnsiTheme="minorEastAsia" w:hint="eastAsia"/>
+          <w:rFonts w:asciiTheme="minorEastAsia" w:hAnsiTheme="minorEastAsia"/>
           <w:szCs w:val="20"/>
           <w:lang w:eastAsia="ko-KR"/>
         </w:rPr>
@@ -999,7 +924,6 @@
         <w:rPr>
           <w:rFonts w:asciiTheme="minorEastAsia" w:hAnsiTheme="minorEastAsia" w:hint="eastAsia"/>
           <w:szCs w:val="20"/>
-          <w:lang w:eastAsia="ko-Kore-KR"/>
         </w:rPr>
         <w:t>아이디룩</w:t>
       </w:r>
@@ -1023,7 +947,6 @@
         <w:rPr>
           <w:rFonts w:asciiTheme="minorEastAsia" w:hAnsiTheme="minorEastAsia" w:hint="eastAsia"/>
           <w:szCs w:val="20"/>
-          <w:lang w:eastAsia="ko-Kore-KR"/>
         </w:rPr>
         <w:t>이커머스 개발팀 주임</w:t>
       </w:r>
@@ -1037,16 +960,14 @@
         </w:numPr>
         <w:ind w:leftChars="0" w:left="851" w:hanging="425"/>
         <w:rPr>
-          <w:rFonts w:asciiTheme="minorEastAsia" w:hAnsiTheme="minorEastAsia" w:hint="eastAsia"/>
-          <w:szCs w:val="20"/>
-          <w:lang w:eastAsia="ko-Kore-KR"/>
-        </w:rPr>
-      </w:pPr>
-      <w:r>
-        <w:rPr>
-          <w:rFonts w:asciiTheme="minorEastAsia" w:hAnsiTheme="minorEastAsia" w:hint="eastAsia"/>
-          <w:szCs w:val="20"/>
-          <w:lang w:eastAsia="ko-Kore-KR"/>
+          <w:rFonts w:asciiTheme="minorEastAsia" w:hAnsiTheme="minorEastAsia"/>
+          <w:szCs w:val="20"/>
+        </w:rPr>
+      </w:pPr>
+      <w:r>
+        <w:rPr>
+          <w:rFonts w:asciiTheme="minorEastAsia" w:hAnsiTheme="minorEastAsia" w:hint="eastAsia"/>
+          <w:szCs w:val="20"/>
         </w:rPr>
         <w:t>2021.08.23 ~ 재직 중</w:t>
       </w:r>
@@ -1060,16 +981,14 @@
         </w:numPr>
         <w:ind w:leftChars="0" w:left="851" w:hanging="425"/>
         <w:rPr>
-          <w:rFonts w:asciiTheme="minorEastAsia" w:hAnsiTheme="minorEastAsia" w:hint="eastAsia"/>
-          <w:szCs w:val="20"/>
-          <w:lang w:eastAsia="ko-Kore-KR"/>
-        </w:rPr>
-      </w:pPr>
-      <w:r>
-        <w:rPr>
-          <w:rFonts w:asciiTheme="minorEastAsia" w:hAnsiTheme="minorEastAsia" w:hint="eastAsia"/>
-          <w:szCs w:val="20"/>
-          <w:lang w:eastAsia="ko-Kore-KR"/>
+          <w:rFonts w:asciiTheme="minorEastAsia" w:hAnsiTheme="minorEastAsia"/>
+          <w:szCs w:val="20"/>
+        </w:rPr>
+      </w:pPr>
+      <w:r>
+        <w:rPr>
+          <w:rFonts w:asciiTheme="minorEastAsia" w:hAnsiTheme="minorEastAsia" w:hint="eastAsia"/>
+          <w:szCs w:val="20"/>
         </w:rPr>
         <w:t>자사 쇼핑몰 웹 서비스 운영 및 기능개선</w:t>
       </w:r>
@@ -1083,16 +1002,14 @@
         </w:numPr>
         <w:ind w:leftChars="0" w:left="426" w:hanging="284"/>
         <w:rPr>
-          <w:rFonts w:asciiTheme="minorEastAsia" w:hAnsiTheme="minorEastAsia" w:hint="eastAsia"/>
-          <w:szCs w:val="20"/>
-          <w:lang w:eastAsia="ko-Kore-KR"/>
-        </w:rPr>
-      </w:pPr>
-      <w:r>
-        <w:rPr>
-          <w:rFonts w:asciiTheme="minorEastAsia" w:hAnsiTheme="minorEastAsia" w:hint="eastAsia"/>
-          <w:szCs w:val="20"/>
-          <w:lang w:eastAsia="ko-Kore-KR"/>
+          <w:rFonts w:asciiTheme="minorEastAsia" w:hAnsiTheme="minorEastAsia"/>
+          <w:szCs w:val="20"/>
+        </w:rPr>
+      </w:pPr>
+      <w:r>
+        <w:rPr>
+          <w:rFonts w:asciiTheme="minorEastAsia" w:hAnsiTheme="minorEastAsia" w:hint="eastAsia"/>
+          <w:szCs w:val="20"/>
         </w:rPr>
         <w:t>한신정보기술</w:t>
       </w:r>
@@ -1116,7 +1033,6 @@
         <w:rPr>
           <w:rFonts w:asciiTheme="minorEastAsia" w:hAnsiTheme="minorEastAsia" w:hint="eastAsia"/>
           <w:szCs w:val="20"/>
-          <w:lang w:eastAsia="ko-Kore-KR"/>
         </w:rPr>
         <w:t>개발 3팀 사원</w:t>
       </w:r>
@@ -1130,16 +1046,14 @@
         </w:numPr>
         <w:ind w:leftChars="0" w:left="851" w:hanging="425"/>
         <w:rPr>
-          <w:rFonts w:asciiTheme="minorEastAsia" w:hAnsiTheme="minorEastAsia" w:hint="eastAsia"/>
-          <w:szCs w:val="20"/>
-          <w:lang w:eastAsia="ko-Kore-KR"/>
-        </w:rPr>
-      </w:pPr>
-      <w:r>
-        <w:rPr>
-          <w:rFonts w:asciiTheme="minorEastAsia" w:hAnsiTheme="minorEastAsia" w:hint="eastAsia"/>
-          <w:szCs w:val="20"/>
-          <w:lang w:eastAsia="ko-Kore-KR"/>
+          <w:rFonts w:asciiTheme="minorEastAsia" w:hAnsiTheme="minorEastAsia"/>
+          <w:szCs w:val="20"/>
+        </w:rPr>
+      </w:pPr>
+      <w:r>
+        <w:rPr>
+          <w:rFonts w:asciiTheme="minorEastAsia" w:hAnsiTheme="minorEastAsia" w:hint="eastAsia"/>
+          <w:szCs w:val="20"/>
         </w:rPr>
         <w:t>2020.11.02 ~ 2021.08.19 (9 개월)</w:t>
       </w:r>
@@ -1153,16 +1067,14 @@
         </w:numPr>
         <w:ind w:leftChars="0" w:left="851" w:hanging="425"/>
         <w:rPr>
-          <w:rFonts w:asciiTheme="minorEastAsia" w:hAnsiTheme="minorEastAsia" w:hint="eastAsia"/>
-          <w:szCs w:val="20"/>
-          <w:lang w:eastAsia="ko-Kore-KR"/>
-        </w:rPr>
-      </w:pPr>
-      <w:r>
-        <w:rPr>
-          <w:rFonts w:asciiTheme="minorEastAsia" w:hAnsiTheme="minorEastAsia" w:hint="eastAsia"/>
-          <w:szCs w:val="20"/>
-          <w:lang w:eastAsia="ko-Kore-KR"/>
+          <w:rFonts w:asciiTheme="minorEastAsia" w:hAnsiTheme="minorEastAsia"/>
+          <w:szCs w:val="20"/>
+        </w:rPr>
+      </w:pPr>
+      <w:r>
+        <w:rPr>
+          <w:rFonts w:asciiTheme="minorEastAsia" w:hAnsiTheme="minorEastAsia" w:hint="eastAsia"/>
+          <w:szCs w:val="20"/>
         </w:rPr>
         <w:t>공공기관 홈페이지 유지보수 및 기능개선</w:t>
       </w:r>
@@ -1176,7 +1088,7 @@
         </w:numPr>
         <w:ind w:leftChars="0" w:left="426" w:hanging="284"/>
         <w:rPr>
-          <w:rFonts w:asciiTheme="minorEastAsia" w:hAnsiTheme="minorEastAsia" w:hint="eastAsia"/>
+          <w:rFonts w:asciiTheme="minorEastAsia" w:hAnsiTheme="minorEastAsia"/>
           <w:szCs w:val="20"/>
           <w:lang w:eastAsia="ko-KR"/>
         </w:rPr>
@@ -1185,7 +1097,6 @@
         <w:rPr>
           <w:rFonts w:asciiTheme="minorEastAsia" w:hAnsiTheme="minorEastAsia" w:hint="eastAsia"/>
           <w:szCs w:val="20"/>
-          <w:lang w:eastAsia="ko-Kore-KR"/>
         </w:rPr>
         <w:t>지엠티</w:t>
       </w:r>
@@ -1209,7 +1120,6 @@
         <w:rPr>
           <w:rFonts w:asciiTheme="minorEastAsia" w:hAnsiTheme="minorEastAsia" w:hint="eastAsia"/>
           <w:szCs w:val="20"/>
-          <w:lang w:eastAsia="ko-Kore-KR"/>
         </w:rPr>
         <w:t>서비스개발팀 사원</w:t>
       </w:r>
@@ -1223,16 +1133,14 @@
         </w:numPr>
         <w:ind w:leftChars="0" w:left="851" w:hanging="425"/>
         <w:rPr>
-          <w:rFonts w:asciiTheme="minorEastAsia" w:hAnsiTheme="minorEastAsia" w:hint="eastAsia"/>
-          <w:szCs w:val="20"/>
-          <w:lang w:eastAsia="ko-Kore-KR"/>
-        </w:rPr>
-      </w:pPr>
-      <w:r>
-        <w:rPr>
-          <w:rFonts w:asciiTheme="minorEastAsia" w:hAnsiTheme="minorEastAsia" w:hint="eastAsia"/>
-          <w:szCs w:val="20"/>
-          <w:lang w:eastAsia="ko-Kore-KR"/>
+          <w:rFonts w:asciiTheme="minorEastAsia" w:hAnsiTheme="minorEastAsia"/>
+          <w:szCs w:val="20"/>
+        </w:rPr>
+      </w:pPr>
+      <w:r>
+        <w:rPr>
+          <w:rFonts w:asciiTheme="minorEastAsia" w:hAnsiTheme="minorEastAsia" w:hint="eastAsia"/>
+          <w:szCs w:val="20"/>
         </w:rPr>
         <w:t>2019.05.20 ~ 2020.10.31 (1 년 5 개월)</w:t>
       </w:r>
@@ -1246,16 +1154,14 @@
         </w:numPr>
         <w:ind w:leftChars="0" w:left="851" w:hanging="425"/>
         <w:rPr>
-          <w:rFonts w:asciiTheme="minorEastAsia" w:hAnsiTheme="minorEastAsia" w:hint="eastAsia"/>
-          <w:szCs w:val="20"/>
-          <w:lang w:eastAsia="ko-Kore-KR"/>
-        </w:rPr>
-      </w:pPr>
-      <w:r>
-        <w:rPr>
-          <w:rFonts w:asciiTheme="minorEastAsia" w:hAnsiTheme="minorEastAsia" w:hint="eastAsia"/>
-          <w:szCs w:val="20"/>
-          <w:lang w:eastAsia="ko-Kore-KR"/>
+          <w:rFonts w:asciiTheme="minorEastAsia" w:hAnsiTheme="minorEastAsia"/>
+          <w:szCs w:val="20"/>
+        </w:rPr>
+      </w:pPr>
+      <w:r>
+        <w:rPr>
+          <w:rFonts w:asciiTheme="minorEastAsia" w:hAnsiTheme="minorEastAsia" w:hint="eastAsia"/>
+          <w:szCs w:val="20"/>
         </w:rPr>
         <w:t>공간정보 기반 공공기관 업무 포털 기능개발 및 유지보수</w:t>
       </w:r>
@@ -1265,28 +1171,25 @@
         <w:rPr>
           <w:rFonts w:asciiTheme="minorEastAsia" w:hAnsiTheme="minorEastAsia"/>
           <w:szCs w:val="20"/>
-          <w:lang w:eastAsia="ko-Kore-KR"/>
-        </w:rPr>
-      </w:pPr>
-    </w:p>
-    <w:p>
-      <w:pPr>
-        <w:rPr>
-          <w:rFonts w:asciiTheme="minorEastAsia" w:hAnsiTheme="minorEastAsia"/>
-          <w:szCs w:val="20"/>
-          <w:lang w:eastAsia="ko-Kore-KR"/>
-        </w:rPr>
-      </w:pPr>
-    </w:p>
-    <w:p>
-      <w:pPr>
-        <w:rPr>
-          <w:rFonts w:asciiTheme="minorEastAsia" w:hAnsiTheme="minorEastAsia" w:hint="eastAsia"/>
+        </w:rPr>
+      </w:pPr>
+    </w:p>
+    <w:p>
+      <w:pPr>
+        <w:rPr>
+          <w:rFonts w:asciiTheme="minorEastAsia" w:hAnsiTheme="minorEastAsia"/>
+          <w:szCs w:val="20"/>
+        </w:rPr>
+      </w:pPr>
+    </w:p>
+    <w:p>
+      <w:pPr>
+        <w:rPr>
+          <w:rFonts w:asciiTheme="minorEastAsia" w:hAnsiTheme="minorEastAsia"/>
           <w:b/>
           <w:bCs/>
           <w:sz w:val="28"/>
           <w:szCs w:val="28"/>
-          <w:lang w:eastAsia="ko-Kore-KR"/>
         </w:rPr>
       </w:pPr>
       <w:r>
@@ -1296,7 +1199,6 @@
           <w:bCs/>
           <w:sz w:val="28"/>
           <w:szCs w:val="28"/>
-          <w:lang w:eastAsia="ko-Kore-KR"/>
         </w:rPr>
         <w:t>프로젝트 수행 내역</w:t>
       </w:r>
@@ -1313,16 +1215,14 @@
         </w:tabs>
         <w:ind w:leftChars="0" w:left="426" w:hanging="284"/>
         <w:rPr>
-          <w:rFonts w:asciiTheme="minorEastAsia" w:hAnsiTheme="minorEastAsia" w:hint="eastAsia"/>
-          <w:szCs w:val="20"/>
-          <w:lang w:eastAsia="ko-Kore-KR"/>
-        </w:rPr>
-      </w:pPr>
-      <w:r>
-        <w:rPr>
-          <w:rFonts w:asciiTheme="minorEastAsia" w:hAnsiTheme="minorEastAsia" w:hint="eastAsia"/>
-          <w:szCs w:val="20"/>
-          <w:lang w:eastAsia="ko-Kore-KR"/>
+          <w:rFonts w:asciiTheme="minorEastAsia" w:hAnsiTheme="minorEastAsia"/>
+          <w:szCs w:val="20"/>
+        </w:rPr>
+      </w:pPr>
+      <w:r>
+        <w:rPr>
+          <w:rFonts w:asciiTheme="minorEastAsia" w:hAnsiTheme="minorEastAsia" w:hint="eastAsia"/>
+          <w:szCs w:val="20"/>
         </w:rPr>
         <w:t>직무기술서로 대체</w:t>
       </w:r>
@@ -1332,32 +1232,29 @@
         <w:rPr>
           <w:rFonts w:asciiTheme="minorEastAsia" w:hAnsiTheme="minorEastAsia"/>
           <w:szCs w:val="20"/>
-          <w:lang w:eastAsia="ko-Kore-KR"/>
-        </w:rPr>
-      </w:pPr>
-    </w:p>
-    <w:p>
-      <w:pPr>
-        <w:rPr>
-          <w:rFonts w:asciiTheme="minorEastAsia" w:hAnsiTheme="minorEastAsia"/>
-          <w:szCs w:val="20"/>
-          <w:lang w:eastAsia="ko-Kore-KR"/>
-        </w:rPr>
-      </w:pPr>
-    </w:p>
-    <w:p>
-      <w:pPr>
-        <w:rPr>
-          <w:rFonts w:asciiTheme="minorEastAsia" w:hAnsiTheme="minorEastAsia"/>
-          <w:szCs w:val="20"/>
-          <w:lang w:eastAsia="ko-Kore-KR"/>
-        </w:rPr>
-      </w:pPr>
-    </w:p>
-    <w:p>
-      <w:pPr>
-        <w:rPr>
-          <w:rFonts w:asciiTheme="minorEastAsia" w:hAnsiTheme="minorEastAsia" w:hint="eastAsia"/>
+        </w:rPr>
+      </w:pPr>
+    </w:p>
+    <w:p>
+      <w:pPr>
+        <w:rPr>
+          <w:rFonts w:asciiTheme="minorEastAsia" w:hAnsiTheme="minorEastAsia"/>
+          <w:szCs w:val="20"/>
+        </w:rPr>
+      </w:pPr>
+    </w:p>
+    <w:p>
+      <w:pPr>
+        <w:rPr>
+          <w:rFonts w:asciiTheme="minorEastAsia" w:hAnsiTheme="minorEastAsia"/>
+          <w:szCs w:val="20"/>
+        </w:rPr>
+      </w:pPr>
+    </w:p>
+    <w:p>
+      <w:pPr>
+        <w:rPr>
+          <w:rFonts w:asciiTheme="minorEastAsia" w:hAnsiTheme="minorEastAsia"/>
           <w:b/>
           <w:bCs/>
           <w:sz w:val="28"/>
@@ -1372,19 +1269,9 @@
           <w:bCs/>
           <w:sz w:val="28"/>
           <w:szCs w:val="28"/>
-          <w:lang w:eastAsia="ko-Kore-KR"/>
         </w:rPr>
         <w:t>학력</w:t>
       </w:r>
-    </w:p>
-    <w:p>
-      <w:pPr>
-        <w:rPr>
-          <w:rFonts w:asciiTheme="minorEastAsia" w:hAnsiTheme="minorEastAsia"/>
-          <w:szCs w:val="20"/>
-          <w:lang w:eastAsia="ko-Kore-KR"/>
-        </w:rPr>
-      </w:pPr>
     </w:p>
     <w:p>
       <w:pPr>
@@ -1395,7 +1282,7 @@
         </w:numPr>
         <w:ind w:leftChars="0" w:left="426" w:hanging="284"/>
         <w:rPr>
-          <w:rFonts w:asciiTheme="minorEastAsia" w:hAnsiTheme="minorEastAsia" w:hint="eastAsia"/>
+          <w:rFonts w:asciiTheme="minorEastAsia" w:hAnsiTheme="minorEastAsia"/>
           <w:b/>
           <w:bCs/>
           <w:szCs w:val="20"/>
@@ -1406,7 +1293,6 @@
         <w:rPr>
           <w:rFonts w:asciiTheme="minorEastAsia" w:hAnsiTheme="minorEastAsia" w:hint="eastAsia"/>
           <w:szCs w:val="20"/>
-          <w:lang w:eastAsia="ko-Kore-KR"/>
         </w:rPr>
         <w:t>한국방송통신대학교</w:t>
       </w:r>
@@ -1438,7 +1324,6 @@
         <w:rPr>
           <w:rFonts w:asciiTheme="minorEastAsia" w:hAnsiTheme="minorEastAsia" w:hint="eastAsia"/>
           <w:szCs w:val="20"/>
-          <w:lang w:eastAsia="ko-Kore-KR"/>
         </w:rPr>
         <w:t>컴퓨터과학과</w:t>
       </w:r>
@@ -1454,14 +1339,12 @@
         <w:rPr>
           <w:rFonts w:asciiTheme="minorEastAsia" w:hAnsiTheme="minorEastAsia"/>
           <w:szCs w:val="20"/>
-          <w:lang w:eastAsia="ko-Kore-KR"/>
-        </w:rPr>
-      </w:pPr>
-      <w:r>
-        <w:rPr>
-          <w:rFonts w:asciiTheme="minorEastAsia" w:hAnsiTheme="minorEastAsia"/>
-          <w:szCs w:val="20"/>
-          <w:lang w:eastAsia="ko-Kore-KR"/>
+        </w:rPr>
+      </w:pPr>
+      <w:r>
+        <w:rPr>
+          <w:rFonts w:asciiTheme="minorEastAsia" w:hAnsiTheme="minorEastAsia"/>
+          <w:szCs w:val="20"/>
         </w:rPr>
         <w:t>2020.03.02 ~ 2022.08.24</w:t>
       </w:r>
@@ -1475,7 +1358,7 @@
         </w:numPr>
         <w:ind w:leftChars="0" w:left="426" w:hanging="284"/>
         <w:rPr>
-          <w:rFonts w:asciiTheme="minorEastAsia" w:hAnsiTheme="minorEastAsia" w:hint="eastAsia"/>
+          <w:rFonts w:asciiTheme="minorEastAsia" w:hAnsiTheme="minorEastAsia"/>
           <w:szCs w:val="20"/>
           <w:lang w:eastAsia="ko-KR"/>
         </w:rPr>
@@ -1484,7 +1367,6 @@
         <w:rPr>
           <w:rFonts w:asciiTheme="minorEastAsia" w:hAnsiTheme="minorEastAsia" w:hint="eastAsia"/>
           <w:szCs w:val="20"/>
-          <w:lang w:eastAsia="ko-Kore-KR"/>
         </w:rPr>
         <w:t>백제예술대학</w:t>
       </w:r>
@@ -1508,7 +1390,6 @@
         <w:rPr>
           <w:rFonts w:asciiTheme="minorEastAsia" w:hAnsiTheme="minorEastAsia" w:hint="eastAsia"/>
           <w:szCs w:val="20"/>
-          <w:lang w:eastAsia="ko-Kore-KR"/>
         </w:rPr>
         <w:t>음악과</w:t>
       </w:r>
@@ -1524,14 +1405,12 @@
         <w:rPr>
           <w:rFonts w:asciiTheme="minorEastAsia" w:hAnsiTheme="minorEastAsia"/>
           <w:szCs w:val="20"/>
-          <w:lang w:eastAsia="ko-Kore-KR"/>
-        </w:rPr>
-      </w:pPr>
-      <w:r>
-        <w:rPr>
-          <w:rFonts w:asciiTheme="minorEastAsia" w:hAnsiTheme="minorEastAsia"/>
-          <w:szCs w:val="20"/>
-          <w:lang w:eastAsia="ko-Kore-KR"/>
+        </w:rPr>
+      </w:pPr>
+      <w:r>
+        <w:rPr>
+          <w:rFonts w:asciiTheme="minorEastAsia" w:hAnsiTheme="minorEastAsia"/>
+          <w:szCs w:val="20"/>
         </w:rPr>
         <w:t>2012.03.02 ~ 2017.02.28</w:t>
       </w:r>
@@ -1545,16 +1424,14 @@
         </w:numPr>
         <w:ind w:leftChars="0" w:left="426" w:hanging="284"/>
         <w:rPr>
-          <w:rFonts w:asciiTheme="minorEastAsia" w:hAnsiTheme="minorEastAsia" w:hint="eastAsia"/>
-          <w:szCs w:val="20"/>
-          <w:lang w:eastAsia="ko-Kore-KR"/>
-        </w:rPr>
-      </w:pPr>
-      <w:r>
-        <w:rPr>
-          <w:rFonts w:asciiTheme="minorEastAsia" w:hAnsiTheme="minorEastAsia" w:hint="eastAsia"/>
-          <w:szCs w:val="20"/>
-          <w:lang w:eastAsia="ko-Kore-KR"/>
+          <w:rFonts w:asciiTheme="minorEastAsia" w:hAnsiTheme="minorEastAsia"/>
+          <w:szCs w:val="20"/>
+        </w:rPr>
+      </w:pPr>
+      <w:r>
+        <w:rPr>
+          <w:rFonts w:asciiTheme="minorEastAsia" w:hAnsiTheme="minorEastAsia" w:hint="eastAsia"/>
+          <w:szCs w:val="20"/>
         </w:rPr>
         <w:t>영등포고등학교 졸업</w:t>
       </w:r>
@@ -1570,31 +1447,38 @@
         <w:rPr>
           <w:rFonts w:asciiTheme="minorEastAsia" w:hAnsiTheme="minorEastAsia"/>
           <w:szCs w:val="20"/>
+        </w:rPr>
+      </w:pPr>
+      <w:r>
+        <w:rPr>
+          <w:rFonts w:asciiTheme="minorEastAsia" w:hAnsiTheme="minorEastAsia"/>
+          <w:szCs w:val="20"/>
+        </w:rPr>
+        <w:t>2008.03.02 ~ 2011.02.28</w:t>
+      </w:r>
+    </w:p>
+    <w:p>
+      <w:pPr>
+        <w:rPr>
+          <w:rFonts w:asciiTheme="minorEastAsia" w:hAnsiTheme="minorEastAsia"/>
+          <w:szCs w:val="20"/>
           <w:lang w:eastAsia="ko-Kore-KR"/>
         </w:rPr>
       </w:pPr>
-      <w:r>
+    </w:p>
+    <w:p>
+      <w:pPr>
         <w:rPr>
           <w:rFonts w:asciiTheme="minorEastAsia" w:hAnsiTheme="minorEastAsia"/>
           <w:szCs w:val="20"/>
           <w:lang w:eastAsia="ko-Kore-KR"/>
         </w:rPr>
-        <w:t>2008.03.02 ~ 2011.02.28</w:t>
-      </w:r>
-    </w:p>
-    <w:p>
-      <w:pPr>
-        <w:rPr>
-          <w:rFonts w:asciiTheme="minorEastAsia" w:hAnsiTheme="minorEastAsia"/>
-          <w:szCs w:val="20"/>
-          <w:lang w:eastAsia="ko-Kore-KR"/>
-        </w:rPr>
-      </w:pPr>
-    </w:p>
-    <w:p>
-      <w:pPr>
-        <w:rPr>
-          <w:rFonts w:asciiTheme="minorEastAsia" w:hAnsiTheme="minorEastAsia" w:hint="eastAsia"/>
+      </w:pPr>
+    </w:p>
+    <w:p>
+      <w:pPr>
+        <w:rPr>
+          <w:rFonts w:asciiTheme="minorEastAsia" w:hAnsiTheme="minorEastAsia"/>
           <w:b/>
           <w:bCs/>
           <w:sz w:val="28"/>
@@ -1609,19 +1493,9 @@
           <w:bCs/>
           <w:sz w:val="28"/>
           <w:szCs w:val="28"/>
-          <w:lang w:eastAsia="ko-Kore-KR"/>
         </w:rPr>
         <w:t>교육 수료</w:t>
       </w:r>
-    </w:p>
-    <w:p>
-      <w:pPr>
-        <w:rPr>
-          <w:rFonts w:asciiTheme="minorEastAsia" w:hAnsiTheme="minorEastAsia"/>
-          <w:szCs w:val="20"/>
-          <w:lang w:eastAsia="ko-Kore-KR"/>
-        </w:rPr>
-      </w:pPr>
     </w:p>
     <w:p>
       <w:pPr>
@@ -1632,16 +1506,14 @@
         </w:numPr>
         <w:ind w:leftChars="0" w:left="426" w:hanging="284"/>
         <w:rPr>
-          <w:rFonts w:asciiTheme="minorEastAsia" w:hAnsiTheme="minorEastAsia" w:hint="eastAsia"/>
-          <w:szCs w:val="20"/>
-          <w:lang w:eastAsia="ko-Kore-KR"/>
-        </w:rPr>
-      </w:pPr>
-      <w:r>
-        <w:rPr>
-          <w:rFonts w:asciiTheme="minorEastAsia" w:hAnsiTheme="minorEastAsia" w:hint="eastAsia"/>
-          <w:szCs w:val="20"/>
-          <w:lang w:eastAsia="ko-Kore-KR"/>
+          <w:rFonts w:asciiTheme="minorEastAsia" w:hAnsiTheme="minorEastAsia"/>
+          <w:szCs w:val="20"/>
+        </w:rPr>
+      </w:pPr>
+      <w:r>
+        <w:rPr>
+          <w:rFonts w:asciiTheme="minorEastAsia" w:hAnsiTheme="minorEastAsia" w:hint="eastAsia"/>
+          <w:szCs w:val="20"/>
         </w:rPr>
         <w:t>bit camp 자바기반 웹 전문 개발 과정</w:t>
       </w:r>
@@ -1657,14 +1529,12 @@
         <w:rPr>
           <w:rFonts w:asciiTheme="minorEastAsia" w:hAnsiTheme="minorEastAsia"/>
           <w:szCs w:val="20"/>
-          <w:lang w:eastAsia="ko-Kore-KR"/>
-        </w:rPr>
-      </w:pPr>
-      <w:r>
-        <w:rPr>
-          <w:rFonts w:asciiTheme="minorEastAsia" w:hAnsiTheme="minorEastAsia"/>
-          <w:szCs w:val="20"/>
-          <w:lang w:eastAsia="ko-Kore-KR"/>
+        </w:rPr>
+      </w:pPr>
+      <w:r>
+        <w:rPr>
+          <w:rFonts w:asciiTheme="minorEastAsia" w:hAnsiTheme="minorEastAsia"/>
+          <w:szCs w:val="20"/>
         </w:rPr>
         <w:t>2018.06.26 ~ 2018.12.18</w:t>
       </w:r>
@@ -1678,33 +1548,40 @@
         </w:numPr>
         <w:ind w:leftChars="0" w:left="426" w:hanging="284"/>
         <w:rPr>
-          <w:rFonts w:asciiTheme="minorEastAsia" w:hAnsiTheme="minorEastAsia" w:hint="eastAsia"/>
+          <w:rFonts w:asciiTheme="minorEastAsia" w:hAnsiTheme="minorEastAsia"/>
+          <w:szCs w:val="20"/>
+        </w:rPr>
+      </w:pPr>
+      <w:r>
+        <w:rPr>
+          <w:rFonts w:asciiTheme="minorEastAsia" w:hAnsiTheme="minorEastAsia" w:hint="eastAsia"/>
+          <w:szCs w:val="20"/>
+        </w:rPr>
+        <w:t>Java, Oracle DB, Maria DB, HTML, CSS, Javascript, jQuery, SPRING, JSP, AJAX 등</w:t>
+      </w:r>
+    </w:p>
+    <w:p>
+      <w:pPr>
+        <w:rPr>
+          <w:rFonts w:asciiTheme="minorEastAsia" w:hAnsiTheme="minorEastAsia"/>
           <w:szCs w:val="20"/>
           <w:lang w:eastAsia="ko-Kore-KR"/>
         </w:rPr>
       </w:pPr>
-      <w:r>
-        <w:rPr>
-          <w:rFonts w:asciiTheme="minorEastAsia" w:hAnsiTheme="minorEastAsia" w:hint="eastAsia"/>
+    </w:p>
+    <w:p>
+      <w:pPr>
+        <w:rPr>
+          <w:rFonts w:asciiTheme="minorEastAsia" w:hAnsiTheme="minorEastAsia"/>
           <w:szCs w:val="20"/>
           <w:lang w:eastAsia="ko-Kore-KR"/>
         </w:rPr>
-        <w:t>Java, Oracle DB, Maria DB, HTML, CSS, Javascript, jQuery, SPRING, JSP, AJAX 등</w:t>
-      </w:r>
-    </w:p>
-    <w:p>
-      <w:pPr>
-        <w:rPr>
-          <w:rFonts w:asciiTheme="minorEastAsia" w:hAnsiTheme="minorEastAsia"/>
-          <w:szCs w:val="20"/>
-          <w:lang w:eastAsia="ko-Kore-KR"/>
-        </w:rPr>
-      </w:pPr>
-    </w:p>
-    <w:p>
-      <w:pPr>
-        <w:rPr>
-          <w:rFonts w:asciiTheme="minorEastAsia" w:hAnsiTheme="minorEastAsia" w:hint="eastAsia"/>
+      </w:pPr>
+    </w:p>
+    <w:p>
+      <w:pPr>
+        <w:rPr>
+          <w:rFonts w:asciiTheme="minorEastAsia" w:hAnsiTheme="minorEastAsia"/>
           <w:b/>
           <w:bCs/>
           <w:sz w:val="28"/>
@@ -1719,19 +1596,9 @@
           <w:bCs/>
           <w:sz w:val="28"/>
           <w:szCs w:val="28"/>
-          <w:lang w:eastAsia="ko-Kore-KR"/>
         </w:rPr>
         <w:t>자격증</w:t>
       </w:r>
-    </w:p>
-    <w:p>
-      <w:pPr>
-        <w:rPr>
-          <w:rFonts w:asciiTheme="minorEastAsia" w:hAnsiTheme="minorEastAsia"/>
-          <w:szCs w:val="20"/>
-          <w:lang w:eastAsia="ko-Kore-KR"/>
-        </w:rPr>
-      </w:pPr>
     </w:p>
     <w:p>
       <w:pPr>
@@ -1742,16 +1609,14 @@
         </w:numPr>
         <w:ind w:leftChars="0" w:left="426" w:hanging="284"/>
         <w:rPr>
-          <w:rFonts w:asciiTheme="minorEastAsia" w:hAnsiTheme="minorEastAsia" w:hint="eastAsia"/>
-          <w:szCs w:val="20"/>
-          <w:lang w:eastAsia="ko-Kore-KR"/>
-        </w:rPr>
-      </w:pPr>
-      <w:r>
-        <w:rPr>
-          <w:rFonts w:asciiTheme="minorEastAsia" w:hAnsiTheme="minorEastAsia"/>
-          <w:szCs w:val="20"/>
-          <w:lang w:eastAsia="ko-Kore-KR"/>
+          <w:rFonts w:asciiTheme="minorEastAsia" w:hAnsiTheme="minorEastAsia"/>
+          <w:szCs w:val="20"/>
+        </w:rPr>
+      </w:pPr>
+      <w:r>
+        <w:rPr>
+          <w:rFonts w:asciiTheme="minorEastAsia" w:hAnsiTheme="minorEastAsia"/>
+          <w:szCs w:val="20"/>
         </w:rPr>
         <w:t>SQLD</w:t>
       </w:r>
@@ -1759,7 +1624,6 @@
         <w:rPr>
           <w:rFonts w:asciiTheme="minorEastAsia" w:hAnsiTheme="minorEastAsia"/>
           <w:szCs w:val="20"/>
-          <w:lang w:eastAsia="ko-Kore-KR"/>
         </w:rPr>
         <w:t xml:space="preserve"> | </w:t>
       </w:r>
@@ -1767,7 +1631,6 @@
         <w:rPr>
           <w:rFonts w:asciiTheme="minorEastAsia" w:hAnsiTheme="minorEastAsia" w:hint="eastAsia"/>
           <w:szCs w:val="20"/>
-          <w:lang w:eastAsia="ko-Kore-KR"/>
         </w:rPr>
         <w:t>한국데이터베이스진흥원</w:t>
       </w:r>
@@ -1781,16 +1644,14 @@
         </w:numPr>
         <w:ind w:leftChars="0" w:left="851" w:hanging="425"/>
         <w:rPr>
-          <w:rFonts w:asciiTheme="minorEastAsia" w:hAnsiTheme="minorEastAsia" w:hint="eastAsia"/>
-          <w:szCs w:val="20"/>
-          <w:lang w:eastAsia="ko-Kore-KR"/>
-        </w:rPr>
-      </w:pPr>
-      <w:r>
-        <w:rPr>
-          <w:rFonts w:asciiTheme="minorEastAsia" w:hAnsiTheme="minorEastAsia" w:hint="eastAsia"/>
-          <w:szCs w:val="20"/>
-          <w:lang w:eastAsia="ko-Kore-KR"/>
+          <w:rFonts w:asciiTheme="minorEastAsia" w:hAnsiTheme="minorEastAsia"/>
+          <w:szCs w:val="20"/>
+        </w:rPr>
+      </w:pPr>
+      <w:r>
+        <w:rPr>
+          <w:rFonts w:asciiTheme="minorEastAsia" w:hAnsiTheme="minorEastAsia" w:hint="eastAsia"/>
+          <w:szCs w:val="20"/>
         </w:rPr>
         <w:t>취득 2022.06.24</w:t>
       </w:r>
@@ -1806,14 +1667,12 @@
         <w:rPr>
           <w:rFonts w:asciiTheme="minorEastAsia" w:hAnsiTheme="minorEastAsia"/>
           <w:szCs w:val="20"/>
-          <w:lang w:eastAsia="ko-Kore-KR"/>
-        </w:rPr>
-      </w:pPr>
-      <w:r>
-        <w:rPr>
-          <w:rFonts w:asciiTheme="minorEastAsia" w:hAnsiTheme="minorEastAsia" w:hint="eastAsia"/>
-          <w:szCs w:val="20"/>
-          <w:lang w:eastAsia="ko-Kore-KR"/>
+        </w:rPr>
+      </w:pPr>
+      <w:r>
+        <w:rPr>
+          <w:rFonts w:asciiTheme="minorEastAsia" w:hAnsiTheme="minorEastAsia" w:hint="eastAsia"/>
+          <w:szCs w:val="20"/>
         </w:rPr>
         <w:t>취득 번호 SQLD-045007371</w:t>
       </w:r>
